--- a/public/fun/forms/이력서_치과위생사·치과행정_2_사이드바형.docx
+++ b/public/fun/forms/이력서_치과위생사·치과행정_2_사이드바형.docx
@@ -278,6 +278,119 @@
                 <w:color w:val="1F5147"/>
                 <w:sz w:val="24"/>
               </w:rPr>
+              <w:t>학 력</w:t>
+            </w:r>
+          </w:p>
+          <w:p>
+            <w:pPr>
+              <w:tabs>
+                <w:tab w:pos="2030" w:val="left"/>
+              </w:tabs>
+              <w:spacing w:before="140" w:after="0"/>
+              <w:ind w:left="2030" w:hanging="1590"/>
+              <w:jc w:val="left"/>
+            </w:pPr>
+            <w:r>
+              <w:rPr>
+                <w:color w:val="A9B0B8"/>
+                <w:sz w:val="17"/>
+              </w:rPr>
+              <w:t>기 간</w:t>
+            </w:r>
+            <w:r>
+              <w:rPr>
+                <w:b/>
+                <w:color w:val="1F5147"/>
+                <w:sz w:val="21"/>
+              </w:rPr>
+              <w:tab/>
+              <w:t>학교명</w:t>
+            </w:r>
+          </w:p>
+          <w:p>
+            <w:pPr>
+              <w:spacing w:before="0" w:after="0"/>
+              <w:ind w:left="2030" w:right="400"/>
+              <w:jc w:val="left"/>
+            </w:pPr>
+            <w:r>
+              <w:rPr>
+                <w:color w:val="A9B0B8"/>
+                <w:sz w:val="18"/>
+              </w:rPr>
+              <w:t>전 공</w:t>
+            </w:r>
+          </w:p>
+          <w:p>
+            <w:pPr>
+              <w:spacing w:before="0" w:after="0" w:lineRule="exact" w:line="300"/>
+              <w:ind w:left="2030" w:right="400"/>
+              <w:jc w:val="left"/>
+            </w:pPr>
+          </w:p>
+          <w:p>
+            <w:pPr>
+              <w:tabs>
+                <w:tab w:pos="2030" w:val="left"/>
+              </w:tabs>
+              <w:spacing w:before="140" w:after="0"/>
+              <w:ind w:left="2030" w:hanging="1590"/>
+              <w:jc w:val="left"/>
+            </w:pPr>
+            <w:r>
+              <w:rPr>
+                <w:color w:val="A9B0B8"/>
+                <w:sz w:val="17"/>
+              </w:rPr>
+              <w:t>기 간</w:t>
+            </w:r>
+            <w:r>
+              <w:rPr>
+                <w:b/>
+                <w:color w:val="1F5147"/>
+                <w:sz w:val="21"/>
+              </w:rPr>
+              <w:tab/>
+              <w:t>학교명</w:t>
+            </w:r>
+          </w:p>
+          <w:p>
+            <w:pPr>
+              <w:spacing w:before="0" w:after="0"/>
+              <w:ind w:left="2030" w:right="400"/>
+              <w:jc w:val="left"/>
+            </w:pPr>
+            <w:r>
+              <w:rPr>
+                <w:color w:val="A9B0B8"/>
+                <w:sz w:val="18"/>
+              </w:rPr>
+              <w:t>전 공</w:t>
+            </w:r>
+          </w:p>
+          <w:p>
+            <w:pPr>
+              <w:spacing w:before="0" w:after="0" w:lineRule="exact" w:line="300"/>
+              <w:ind w:left="2030" w:right="400"/>
+              <w:jc w:val="left"/>
+            </w:pPr>
+          </w:p>
+          <w:p>
+            <w:pPr>
+              <w:pBdr>
+                <w:bottom w:val="single" w:sz="4" w:space="1" w:color="3D8577"/>
+              </w:pBdr>
+              <w:spacing w:before="320" w:after="80"/>
+              <w:ind w:left="440" w:right="400"/>
+              <w:jc w:val="left"/>
+            </w:pPr>
+            <w:r>
+              <w:rPr>
+                <w:rFonts w:ascii="바탕" w:hAnsi="바탕" w:eastAsia="바탕" w:cs="바탕"/>
+                <w:b/>
+                <w:color w:val="1F5147"/>
+                <w:sz w:val="24"/>
+              </w:rPr>
               <w:t>근무 경력</w:t>
             </w:r>
           </w:p>
@@ -526,119 +639,6 @@
                 <w:sz w:val="18"/>
               </w:rPr>
               <w:t>숙련도</w:t>
-            </w:r>
-          </w:p>
-          <w:p>
-            <w:pPr>
-              <w:spacing w:before="0" w:after="0" w:lineRule="exact" w:line="300"/>
-              <w:ind w:left="2030" w:right="400"/>
-              <w:jc w:val="left"/>
-            </w:pPr>
-          </w:p>
-          <w:p>
-            <w:pPr>
-              <w:pBdr>
-                <w:bottom w:val="single" w:sz="4" w:space="1" w:color="3D8577"/>
-              </w:pBdr>
-              <w:spacing w:before="320" w:after="80"/>
-              <w:ind w:left="440" w:right="400"/>
-              <w:jc w:val="left"/>
-            </w:pPr>
-            <w:r>
-              <w:rPr>
-                <w:rFonts w:ascii="바탕" w:hAnsi="바탕" w:eastAsia="바탕" w:cs="바탕"/>
-                <w:b/>
-                <w:color w:val="1F5147"/>
-                <w:sz w:val="24"/>
-              </w:rPr>
-              <w:t>학 력</w:t>
-            </w:r>
-          </w:p>
-          <w:p>
-            <w:pPr>
-              <w:tabs>
-                <w:tab w:pos="2030" w:val="left"/>
-              </w:tabs>
-              <w:spacing w:before="140" w:after="0"/>
-              <w:ind w:left="2030" w:hanging="1590"/>
-              <w:jc w:val="left"/>
-            </w:pPr>
-            <w:r>
-              <w:rPr>
-                <w:color w:val="A9B0B8"/>
-                <w:sz w:val="17"/>
-              </w:rPr>
-              <w:t>기 간</w:t>
-            </w:r>
-            <w:r>
-              <w:rPr>
-                <w:b/>
-                <w:color w:val="1F5147"/>
-                <w:sz w:val="21"/>
-              </w:rPr>
-              <w:tab/>
-              <w:t>학교명</w:t>
-            </w:r>
-          </w:p>
-          <w:p>
-            <w:pPr>
-              <w:spacing w:before="0" w:after="0"/>
-              <w:ind w:left="2030" w:right="400"/>
-              <w:jc w:val="left"/>
-            </w:pPr>
-            <w:r>
-              <w:rPr>
-                <w:color w:val="A9B0B8"/>
-                <w:sz w:val="18"/>
-              </w:rPr>
-              <w:t>전 공</w:t>
-            </w:r>
-          </w:p>
-          <w:p>
-            <w:pPr>
-              <w:spacing w:before="0" w:after="0" w:lineRule="exact" w:line="300"/>
-              <w:ind w:left="2030" w:right="400"/>
-              <w:jc w:val="left"/>
-            </w:pPr>
-          </w:p>
-          <w:p>
-            <w:pPr>
-              <w:tabs>
-                <w:tab w:pos="2030" w:val="left"/>
-              </w:tabs>
-              <w:spacing w:before="140" w:after="0"/>
-              <w:ind w:left="2030" w:hanging="1590"/>
-              <w:jc w:val="left"/>
-            </w:pPr>
-            <w:r>
-              <w:rPr>
-                <w:color w:val="A9B0B8"/>
-                <w:sz w:val="17"/>
-              </w:rPr>
-              <w:t>기 간</w:t>
-            </w:r>
-            <w:r>
-              <w:rPr>
-                <w:b/>
-                <w:color w:val="1F5147"/>
-                <w:sz w:val="21"/>
-              </w:rPr>
-              <w:tab/>
-              <w:t>학교명</w:t>
-            </w:r>
-          </w:p>
-          <w:p>
-            <w:pPr>
-              <w:spacing w:before="0" w:after="0"/>
-              <w:ind w:left="2030" w:right="400"/>
-              <w:jc w:val="left"/>
-            </w:pPr>
-            <w:r>
-              <w:rPr>
-                <w:color w:val="A9B0B8"/>
-                <w:sz w:val="18"/>
-              </w:rPr>
-              <w:t>전 공</w:t>
             </w:r>
           </w:p>
           <w:p>

--- a/public/fun/forms/이력서_치과위생사·치과행정_2_사이드바형.docx
+++ b/public/fun/forms/이력서_치과위생사·치과행정_2_사이드바형.docx
@@ -1267,7 +1267,7 @@
                 <w:color w:val="3D8577"/>
                 <w:sz w:val="19"/>
               </w:rPr>
-              <w:t>2021~현재 · ○○치과 위생사 · 일 평균 스케일링 14건 · 정기 검진 안내로 재내원율 +12%</w:t>
+              <w:t>기간 입력 · ○○치과 위생사 · 일 평균 스케일링 14건 · 정기 검진 안내로 재내원율 +12%</w:t>
             </w:r>
           </w:p>
         </w:tc>
